--- a/1-2_Discrete_math/2sem/course work/курсовая Бых Д. М..docx
+++ b/1-2_Discrete_math/2sem/course work/курсовая Бых Д. М..docx
@@ -11,14 +11,7 @@
           <w:b/>
           <w:bCs/>
         </w:rPr>
-        <w:t>Курсовая</w:t>
-      </w:r>
-      <w:r>
-        <w:rPr>
-          <w:b/>
-          <w:bCs/>
-        </w:rPr>
-        <w:t xml:space="preserve"> работа по дискретной математике</w:t>
+        <w:t>Курсовая работа по дискретной математике</w:t>
       </w:r>
     </w:p>
     <w:p>
@@ -38,10 +31,7 @@
         <w:spacing w:after="160"/>
       </w:pPr>
       <w:r>
-        <w:t xml:space="preserve">Работу выполнил: </w:t>
-      </w:r>
-      <w:r>
-        <w:t>Бых Даниил Максимович</w:t>
+        <w:t>Работу выполнил: Бых Даниил Максимович</w:t>
       </w:r>
     </w:p>
     <w:p>
@@ -475,6 +465,141 @@
       </w:pPr>
       <w:r>
         <w:t>Для скорости вентилятора: низкая — trap(0, 0, 20, 40), средняя — tri(30, 50, 70), высокая — trap(60, 80, 100, 100).</w:t>
+      </w:r>
+    </w:p>
+    <w:p>
+      <w:pPr>
+        <w:jc w:val="center"/>
+      </w:pPr>
+      <w:r>
+        <w:rPr>
+          <w:noProof/>
+        </w:rPr>
+        <w:drawing>
+          <wp:inline distT="0" distB="0" distL="0" distR="0" wp14:anchorId="100001A1" wp14:editId="100001A2">
+            <wp:extent cx="5688000" cy="2843000"/>
+            <wp:effectExtent l="0" t="0" r="0" b="0"/>
+            <wp:docPr id="101" name="Picture 101"/>
+            <wp:cNvGraphicFramePr>
+              <a:graphicFrameLocks xmlns:a="http://schemas.openxmlformats.org/drawingml/2006/main" noChangeAspect="1"/>
+            </wp:cNvGraphicFramePr>
+            <a:graphic xmlns:a="http://schemas.openxmlformats.org/drawingml/2006/main">
+              <a:graphicData uri="http://schemas.openxmlformats.org/drawingml/2006/picture">
+                <pic:pic xmlns:pic="http://schemas.openxmlformats.org/drawingml/2006/picture">
+                  <pic:nvPicPr>
+                    <pic:cNvPr id="0" name="temp_mf.png"/>
+                    <pic:cNvPicPr/>
+                  </pic:nvPicPr>
+                  <pic:blipFill>
+                    <a:blip r:embed="rId101"/>
+                    <a:stretch>
+                      <a:fillRect/>
+                    </a:stretch>
+                  </pic:blipFill>
+                  <pic:spPr>
+                    <a:xfrm>
+                      <a:off x="0" y="0"/>
+                      <a:ext cx="5688000" cy="2843000"/>
+                    </a:xfrm>
+                    <a:prstGeom prst="rect">
+                      <a:avLst/>
+                    </a:prstGeom>
+                  </pic:spPr>
+                </pic:pic>
+              </a:graphicData>
+            </a:graphic>
+          </wp:inline>
+        </w:drawing>
+      </w:r>
+    </w:p>
+    <w:p>
+      <w:pPr>
+        <w:jc w:val="center"/>
+      </w:pPr>
+      <w:r>
+        <w:rPr>
+          <w:noProof/>
+        </w:rPr>
+        <w:drawing>
+          <wp:inline distT="0" distB="0" distL="0" distR="0" wp14:anchorId="100001B1" wp14:editId="100001B2">
+            <wp:extent cx="5688000" cy="2843000"/>
+            <wp:effectExtent l="0" t="0" r="0" b="0"/>
+            <wp:docPr id="102" name="Picture 102"/>
+            <wp:cNvGraphicFramePr>
+              <a:graphicFrameLocks xmlns:a="http://schemas.openxmlformats.org/drawingml/2006/main" noChangeAspect="1"/>
+            </wp:cNvGraphicFramePr>
+            <a:graphic xmlns:a="http://schemas.openxmlformats.org/drawingml/2006/main">
+              <a:graphicData uri="http://schemas.openxmlformats.org/drawingml/2006/picture">
+                <pic:pic xmlns:pic="http://schemas.openxmlformats.org/drawingml/2006/picture">
+                  <pic:nvPicPr>
+                    <pic:cNvPr id="0" name="load_mf.png"/>
+                    <pic:cNvPicPr/>
+                  </pic:nvPicPr>
+                  <pic:blipFill>
+                    <a:blip r:embed="rId102"/>
+                    <a:stretch>
+                      <a:fillRect/>
+                    </a:stretch>
+                  </pic:blipFill>
+                  <pic:spPr>
+                    <a:xfrm>
+                      <a:off x="0" y="0"/>
+                      <a:ext cx="5688000" cy="2843000"/>
+                    </a:xfrm>
+                    <a:prstGeom prst="rect">
+                      <a:avLst/>
+                    </a:prstGeom>
+                  </pic:spPr>
+                </pic:pic>
+              </a:graphicData>
+            </a:graphic>
+          </wp:inline>
+        </w:drawing>
+      </w:r>
+    </w:p>
+    <w:p>
+      <w:pPr>
+        <w:jc w:val="center"/>
+      </w:pPr>
+      <w:r>
+        <w:rPr>
+          <w:noProof/>
+        </w:rPr>
+        <w:drawing>
+          <wp:inline distT="0" distB="0" distL="0" distR="0" wp14:anchorId="100001C1" wp14:editId="100001C2">
+            <wp:extent cx="5688000" cy="2843000"/>
+            <wp:effectExtent l="0" t="0" r="0" b="0"/>
+            <wp:docPr id="103" name="Picture 103"/>
+            <wp:cNvGraphicFramePr>
+              <a:graphicFrameLocks xmlns:a="http://schemas.openxmlformats.org/drawingml/2006/main" noChangeAspect="1"/>
+            </wp:cNvGraphicFramePr>
+            <a:graphic xmlns:a="http://schemas.openxmlformats.org/drawingml/2006/main">
+              <a:graphicData uri="http://schemas.openxmlformats.org/drawingml/2006/picture">
+                <pic:pic xmlns:pic="http://schemas.openxmlformats.org/drawingml/2006/picture">
+                  <pic:nvPicPr>
+                    <pic:cNvPr id="0" name="speed_mf.png"/>
+                    <pic:cNvPicPr/>
+                  </pic:nvPicPr>
+                  <pic:blipFill>
+                    <a:blip r:embed="rId103"/>
+                    <a:stretch>
+                      <a:fillRect/>
+                    </a:stretch>
+                  </pic:blipFill>
+                  <pic:spPr>
+                    <a:xfrm>
+                      <a:off x="0" y="0"/>
+                      <a:ext cx="5688000" cy="2843000"/>
+                    </a:xfrm>
+                    <a:prstGeom prst="rect">
+                      <a:avLst/>
+                    </a:prstGeom>
+                  </pic:spPr>
+                </pic:pic>
+              </a:graphicData>
+            </a:graphic>
+          </wp:inline>
+        </w:drawing>
       </w:r>
     </w:p>
     <w:p>
@@ -1183,6 +1308,51 @@
     </w:p>
     <w:p>
       <w:pPr>
+        <w:jc w:val="center"/>
+      </w:pPr>
+      <w:r>
+        <w:rPr>
+          <w:noProof/>
+        </w:rPr>
+        <w:drawing>
+          <wp:inline distT="0" distB="0" distL="0" distR="0" wp14:anchorId="100001D1" wp14:editId="100001D2">
+            <wp:extent cx="5688000" cy="2932000"/>
+            <wp:effectExtent l="0" t="0" r="0" b="0"/>
+            <wp:docPr id="104" name="Picture 104"/>
+            <wp:cNvGraphicFramePr>
+              <a:graphicFrameLocks xmlns:a="http://schemas.openxmlformats.org/drawingml/2006/main" noChangeAspect="1"/>
+            </wp:cNvGraphicFramePr>
+            <a:graphic xmlns:a="http://schemas.openxmlformats.org/drawingml/2006/main">
+              <a:graphicData uri="http://schemas.openxmlformats.org/drawingml/2006/picture">
+                <pic:pic xmlns:pic="http://schemas.openxmlformats.org/drawingml/2006/picture">
+                  <pic:nvPicPr>
+                    <pic:cNvPr id="0" name="accumulation.png"/>
+                    <pic:cNvPicPr/>
+                  </pic:nvPicPr>
+                  <pic:blipFill>
+                    <a:blip r:embed="rId104"/>
+                    <a:stretch>
+                      <a:fillRect/>
+                    </a:stretch>
+                  </pic:blipFill>
+                  <pic:spPr>
+                    <a:xfrm>
+                      <a:off x="0" y="0"/>
+                      <a:ext cx="5688000" cy="2932000"/>
+                    </a:xfrm>
+                    <a:prstGeom prst="rect">
+                      <a:avLst/>
+                    </a:prstGeom>
+                  </pic:spPr>
+                </pic:pic>
+              </a:graphicData>
+            </a:graphic>
+          </wp:inline>
+        </w:drawing>
+      </w:r>
+    </w:p>
+    <w:p>
+      <w:pPr>
         <w:spacing w:after="160"/>
       </w:pPr>
       <w:r>
@@ -1238,27 +1408,15 @@
         <w:spacing w:after="160"/>
       </w:pPr>
       <w:r>
-        <w:t xml:space="preserve">Численный расчет (методом численного интегрирования по сетке с шагом 0,0005) дает значение S* </w:t>
-      </w:r>
-      <w:r>
-        <w:t>=</w:t>
-      </w:r>
-      <w:r>
-        <w:t xml:space="preserve"> 47,6 %.</w:t>
-      </w:r>
-    </w:p>
-    <w:p>
-      <w:pPr>
-        <w:spacing w:after="160"/>
-      </w:pPr>
-      <w:r>
-        <w:t>Следовательно, при температуре процессора 63 °C и загрузке процессора 35 % системе следует установить скорость вращения вентилятора примерно 48 % от максимальной</w:t>
-      </w:r>
-      <w:r>
-        <w:t>,</w:t>
-      </w:r>
-      <w:r>
-        <w:t xml:space="preserve"> то есть умеренный, средний режим охлаждения, без выхода на максимальные обороты.</w:t>
+        <w:t>Численный расчет (методом численного интегрирования по сетке с шагом 0,0005) дает значение S* = 47,6 %.</w:t>
+      </w:r>
+    </w:p>
+    <w:p>
+      <w:pPr>
+        <w:spacing w:after="160"/>
+      </w:pPr>
+      <w:r>
+        <w:t>Следовательно, при температуре процессора 63 °C и загрузке процессора 35 % системе следует установить скорость вращения вентилятора примерно 48 % от максимальной, то есть умеренный, средний режим охлаждения, без выхода на максимальные обороты.</w:t>
       </w:r>
     </w:p>
     <w:p>
